--- a/docs/manuals/RADAR-日常需求研发流程管理系统操作使用手册.docx
+++ b/docs/manuals/RADAR-日常需求研发流程管理系统操作使用手册.docx
@@ -539,6 +539,7 @@
       </w:r>
     </w:p>
     <w:p>
+      <w:pPr/>
       <w:r>
         <w:br w:type="page"/>
       </w:r>
@@ -608,8 +609,8 @@
     </w:p>
     <w:p>
       <w:pPr>
-        <w:pStyle w:val="ListNumber"/>
         <w:spacing w:after="80" w:line="276" w:lineRule="auto"/>
+        <w:ind w:left="259" w:hanging="259"/>
       </w:pPr>
       <w:r>
         <w:rPr>
@@ -617,13 +618,13 @@
           <w:color w:val="222B36"/>
           <w:sz w:val="20"/>
         </w:rPr>
-        <w:t>打开系统访问地址，进入登录页。</w:t>
+        <w:t>1. 打开系统访问地址，进入登录页。</w:t>
       </w:r>
     </w:p>
     <w:p>
       <w:pPr>
-        <w:pStyle w:val="ListNumber"/>
         <w:spacing w:after="80" w:line="276" w:lineRule="auto"/>
+        <w:ind w:left="259" w:hanging="259"/>
       </w:pPr>
       <w:r>
         <w:rPr>
@@ -631,13 +632,13 @@
           <w:color w:val="222B36"/>
           <w:sz w:val="20"/>
         </w:rPr>
-        <w:t>输入登录名或手机号、密码，点击登录；如密码过期，系统会提示先修改密码。</w:t>
+        <w:t>2. 输入登录名或手机号、密码，点击登录；如密码过期，系统会提示先修改密码。</w:t>
       </w:r>
     </w:p>
     <w:p>
       <w:pPr>
-        <w:pStyle w:val="ListNumber"/>
         <w:spacing w:after="80" w:line="276" w:lineRule="auto"/>
+        <w:ind w:left="259" w:hanging="259"/>
       </w:pPr>
       <w:r>
         <w:rPr>
@@ -645,13 +646,13 @@
           <w:color w:val="222B36"/>
           <w:sz w:val="20"/>
         </w:rPr>
-        <w:t>登录成功后进入当前用户默认首页；左侧菜单会根据角色权限自动显示。</w:t>
+        <w:t>3. 登录成功后进入当前用户默认首页；左侧菜单会根据角色权限自动显示。</w:t>
       </w:r>
     </w:p>
     <w:p>
       <w:pPr>
-        <w:pStyle w:val="ListNumber"/>
         <w:spacing w:after="80" w:line="276" w:lineRule="auto"/>
+        <w:ind w:left="259" w:hanging="259"/>
       </w:pPr>
       <w:r>
         <w:rPr>
@@ -659,7 +660,7 @@
           <w:color w:val="222B36"/>
           <w:sz w:val="20"/>
         </w:rPr>
-        <w:t>确认左下角用户信息为本人，并核对当前角色是否具备目标模块权限。</w:t>
+        <w:t>4. 确认左下角用户信息为本人，并核对当前角色是否具备目标模块权限。</w:t>
       </w:r>
     </w:p>
     <w:p>
@@ -680,8 +681,8 @@
     </w:p>
     <w:p>
       <w:pPr>
-        <w:pStyle w:val="ListBullet"/>
         <w:spacing w:after="80" w:line="276" w:lineRule="auto"/>
+        <w:ind w:left="259" w:hanging="259"/>
       </w:pPr>
       <w:r>
         <w:rPr>
@@ -689,13 +690,13 @@
           <w:color w:val="222B36"/>
           <w:sz w:val="20"/>
         </w:rPr>
-        <w:t>左侧菜单用于进入效能仪表盘、版本概览、需求分析、工单分析、开发管理、测试管理、投产管理、人员管理和系统设置。</w:t>
+        <w:t>1. 左侧菜单用于进入效能仪表盘、版本概览、需求分析、工单分析、开发管理、测试管理、投产管理、人员管理和系统设置。</w:t>
       </w:r>
     </w:p>
     <w:p>
       <w:pPr>
-        <w:pStyle w:val="ListBullet"/>
         <w:spacing w:after="80" w:line="276" w:lineRule="auto"/>
+        <w:ind w:left="259" w:hanging="259"/>
       </w:pPr>
       <w:r>
         <w:rPr>
@@ -703,13 +704,13 @@
           <w:color w:val="222B36"/>
           <w:sz w:val="20"/>
         </w:rPr>
-        <w:t>顶部投产点选择器控制当前工作窗口；需要跨窗口查看时可切换为“所有投产点”。</w:t>
+        <w:t>2. 顶部投产点选择器控制当前工作窗口；需要跨窗口查看时可切换为“所有投产点”。</w:t>
       </w:r>
     </w:p>
     <w:p>
       <w:pPr>
-        <w:pStyle w:val="ListBullet"/>
         <w:spacing w:after="80" w:line="276" w:lineRule="auto"/>
+        <w:ind w:left="259" w:hanging="259"/>
       </w:pPr>
       <w:r>
         <w:rPr>
@@ -717,13 +718,13 @@
           <w:color w:val="222B36"/>
           <w:sz w:val="20"/>
         </w:rPr>
-        <w:t>列表页通常包含筛选区、更多筛选、导入、导出、表格和操作列。筛选条件会影响导出范围。</w:t>
+        <w:t>3. 列表页通常包含筛选区、更多筛选、导入、导出、表格和操作列。筛选条件会影响导出范围。</w:t>
       </w:r>
     </w:p>
     <w:p>
       <w:pPr>
-        <w:pStyle w:val="ListBullet"/>
         <w:spacing w:after="80" w:line="276" w:lineRule="auto"/>
+        <w:ind w:left="259" w:hanging="259"/>
       </w:pPr>
       <w:r>
         <w:rPr>
@@ -731,7 +732,7 @@
           <w:color w:val="222B36"/>
           <w:sz w:val="20"/>
         </w:rPr>
-        <w:t>详情弹窗右上角通常提供历史记录、导出或关闭等操作；状态可在标题栏或详情区域维护。</w:t>
+        <w:t>4. 详情弹窗右上角通常提供历史记录、导出或关闭等操作；状态可在标题栏或详情区域维护。</w:t>
       </w:r>
     </w:p>
     <w:p>
@@ -752,8 +753,8 @@
     </w:p>
     <w:p>
       <w:pPr>
-        <w:pStyle w:val="ListBullet"/>
         <w:spacing w:after="80" w:line="276" w:lineRule="auto"/>
+        <w:ind w:left="259" w:hanging="259"/>
       </w:pPr>
       <w:r>
         <w:rPr>
@@ -761,13 +762,13 @@
           <w:color w:val="222B36"/>
           <w:sz w:val="20"/>
         </w:rPr>
-        <w:t>效能仪表盘用于从投产窗口和多维度角度观察交付效能。</w:t>
+        <w:t>1. 效能仪表盘用于从投产窗口和多维度角度观察交付效能。</w:t>
       </w:r>
     </w:p>
     <w:p>
       <w:pPr>
-        <w:pStyle w:val="ListBullet"/>
         <w:spacing w:after="80" w:line="276" w:lineRule="auto"/>
+        <w:ind w:left="259" w:hanging="259"/>
       </w:pPr>
       <w:r>
         <w:rPr>
@@ -775,13 +776,13 @@
           <w:color w:val="222B36"/>
           <w:sz w:val="20"/>
         </w:rPr>
-        <w:t>原子指标卡展示需求、工单、开发、SIT、UAT、投产申请/制品等总量与终态数量。</w:t>
+        <w:t>2. 原子指标卡展示需求、工单、开发、SIT、UAT、投产申请/制品等总量与终态数量。</w:t>
       </w:r>
     </w:p>
     <w:p>
       <w:pPr>
-        <w:pStyle w:val="ListBullet"/>
         <w:spacing w:after="80" w:line="276" w:lineRule="auto"/>
+        <w:ind w:left="259" w:hanging="259"/>
       </w:pPr>
       <w:r>
         <w:rPr>
@@ -789,13 +790,13 @@
           <w:color w:val="222B36"/>
           <w:sz w:val="20"/>
         </w:rPr>
-        <w:t>自定义图表支持柱状图、面积图、饼图和透视表，图表数据源包括需求、工单、开发、SIT、UAT、NFT、SEC、投产系统/制品以及混合数据源。</w:t>
+        <w:t>3. 自定义图表支持柱状图、面积图、饼图和透视表，图表数据源包括需求、工单、开发、SIT、UAT、NFT、SEC、投产系统/制品以及混合数据源。</w:t>
       </w:r>
     </w:p>
     <w:p>
       <w:pPr>
-        <w:pStyle w:val="ListBullet"/>
         <w:spacing w:after="80" w:line="276" w:lineRule="auto"/>
+        <w:ind w:left="259" w:hanging="259"/>
       </w:pPr>
       <w:r>
         <w:rPr>
@@ -803,7 +804,7 @@
           <w:color w:val="222B36"/>
           <w:sz w:val="20"/>
         </w:rPr>
-        <w:t>个人图表仅当前用户可见；系统图表对所有人可见，需要系统图表管理权限维护。</w:t>
+        <w:t>4. 个人图表仅当前用户可见；系统图表对所有人可见，需要系统图表管理权限维护。</w:t>
       </w:r>
     </w:p>
     <w:p>
@@ -824,8 +825,8 @@
     </w:p>
     <w:p>
       <w:pPr>
-        <w:pStyle w:val="ListNumber"/>
         <w:spacing w:after="80" w:line="276" w:lineRule="auto"/>
+        <w:ind w:left="259" w:hanging="259"/>
       </w:pPr>
       <w:r>
         <w:rPr>
@@ -833,13 +834,13 @@
           <w:color w:val="222B36"/>
           <w:sz w:val="20"/>
         </w:rPr>
-        <w:t>进入“版本概览”。</w:t>
+        <w:t>1. 进入“版本概览”。</w:t>
       </w:r>
     </w:p>
     <w:p>
       <w:pPr>
-        <w:pStyle w:val="ListNumber"/>
         <w:spacing w:after="80" w:line="276" w:lineRule="auto"/>
+        <w:ind w:left="259" w:hanging="259"/>
       </w:pPr>
       <w:r>
         <w:rPr>
@@ -847,13 +848,13 @@
           <w:color w:val="222B36"/>
           <w:sz w:val="20"/>
         </w:rPr>
-        <w:t>选择投产点或使用默认投产点。</w:t>
+        <w:t>2. 选择投产点或使用默认投产点。</w:t>
       </w:r>
     </w:p>
     <w:p>
       <w:pPr>
-        <w:pStyle w:val="ListNumber"/>
         <w:spacing w:after="80" w:line="276" w:lineRule="auto"/>
+        <w:ind w:left="259" w:hanging="259"/>
       </w:pPr>
       <w:r>
         <w:rPr>
@@ -861,13 +862,13 @@
           <w:color w:val="222B36"/>
           <w:sz w:val="20"/>
         </w:rPr>
-        <w:t>按实施机构查看卡片分组。</w:t>
+        <w:t>3. 按实施机构查看卡片分组。</w:t>
       </w:r>
     </w:p>
     <w:p>
       <w:pPr>
-        <w:pStyle w:val="ListNumber"/>
         <w:spacing w:after="80" w:line="276" w:lineRule="auto"/>
+        <w:ind w:left="259" w:hanging="259"/>
       </w:pPr>
       <w:r>
         <w:rPr>
@@ -875,13 +876,13 @@
           <w:color w:val="222B36"/>
           <w:sz w:val="20"/>
         </w:rPr>
-        <w:t>查看卡片上的当前阶段和链路节点。</w:t>
+        <w:t>4. 查看卡片上的当前阶段和链路节点。</w:t>
       </w:r>
     </w:p>
     <w:p>
       <w:pPr>
-        <w:pStyle w:val="ListNumber"/>
         <w:spacing w:after="80" w:line="276" w:lineRule="auto"/>
+        <w:ind w:left="259" w:hanging="259"/>
       </w:pPr>
       <w:r>
         <w:rPr>
@@ -889,13 +890,13 @@
           <w:color w:val="222B36"/>
           <w:sz w:val="20"/>
         </w:rPr>
-        <w:t>点击卡片进入全生命周期详情。</w:t>
+        <w:t>5. 点击卡片进入全生命周期详情。</w:t>
       </w:r>
     </w:p>
     <w:p>
       <w:pPr>
-        <w:pStyle w:val="ListNumber"/>
         <w:spacing w:after="80" w:line="276" w:lineRule="auto"/>
+        <w:ind w:left="259" w:hanging="259"/>
       </w:pPr>
       <w:r>
         <w:rPr>
@@ -903,7 +904,7 @@
           <w:color w:val="222B36"/>
           <w:sz w:val="20"/>
         </w:rPr>
-        <w:t>在详情中查看需求/工单信息、开发任务、测试任务、投产审批、附件和历史记录。</w:t>
+        <w:t>6. 在详情中查看需求/工单信息、开发任务、测试任务、投产审批、附件和历史记录。</w:t>
       </w:r>
     </w:p>
     <w:p>
@@ -924,8 +925,8 @@
     </w:p>
     <w:p>
       <w:pPr>
-        <w:pStyle w:val="ListBullet"/>
         <w:spacing w:after="80" w:line="276" w:lineRule="auto"/>
+        <w:ind w:left="259" w:hanging="259"/>
       </w:pPr>
       <w:r>
         <w:rPr>
@@ -933,13 +934,13 @@
           <w:color w:val="222B36"/>
           <w:sz w:val="20"/>
         </w:rPr>
-        <w:t>会签用户可在签署时选择已保存签名，或通过手写/上传图片新建签名。</w:t>
+        <w:t>1. 会签用户可在签署时选择已保存签名，或通过手写/上传图片新建签名。</w:t>
       </w:r>
     </w:p>
     <w:p>
       <w:pPr>
-        <w:pStyle w:val="ListBullet"/>
         <w:spacing w:after="80" w:line="276" w:lineRule="auto"/>
+        <w:ind w:left="259" w:hanging="259"/>
       </w:pPr>
       <w:r>
         <w:rPr>
@@ -947,13 +948,13 @@
           <w:color w:val="222B36"/>
           <w:sz w:val="20"/>
         </w:rPr>
-        <w:t>签名用于投产审批会签，签署后会记录签署人、签署时间、签署结论和签名图片。</w:t>
+        <w:t>2. 签名用于投产审批会签，签署后会记录签署人、签署时间、签署结论和签名图片。</w:t>
       </w:r>
     </w:p>
     <w:p>
       <w:pPr>
-        <w:pStyle w:val="ListBullet"/>
         <w:spacing w:after="80" w:line="276" w:lineRule="auto"/>
+        <w:ind w:left="259" w:hanging="259"/>
       </w:pPr>
       <w:r>
         <w:rPr>
@@ -961,7 +962,7 @@
           <w:color w:val="222B36"/>
           <w:sz w:val="20"/>
         </w:rPr>
-        <w:t>管理员可根据权限维护“不涉及”会签项，但普通会签人员只能签署本人负责角色。</w:t>
+        <w:t>3. 管理员可根据权限维护“不涉及”会签项，但普通会签人员只能签署本人负责角色。</w:t>
       </w:r>
     </w:p>
     <w:p>
@@ -1402,8 +1403,8 @@
     </w:p>
     <w:p>
       <w:pPr>
-        <w:pStyle w:val="ListBullet"/>
         <w:spacing w:after="80" w:line="276" w:lineRule="auto"/>
+        <w:ind w:left="259" w:hanging="259"/>
       </w:pPr>
       <w:r>
         <w:rPr>
@@ -1411,13 +1412,13 @@
           <w:color w:val="222B36"/>
           <w:sz w:val="20"/>
         </w:rPr>
-        <w:t>人员管理用于维护登录账号、姓名、机构、角色、状态和密码。</w:t>
+        <w:t>1. 人员管理用于维护登录账号、姓名、机构、角色、状态和密码。</w:t>
       </w:r>
     </w:p>
     <w:p>
       <w:pPr>
-        <w:pStyle w:val="ListBullet"/>
         <w:spacing w:after="80" w:line="276" w:lineRule="auto"/>
+        <w:ind w:left="259" w:hanging="259"/>
       </w:pPr>
       <w:r>
         <w:rPr>
@@ -1425,13 +1426,13 @@
           <w:color w:val="222B36"/>
           <w:sz w:val="20"/>
         </w:rPr>
-        <w:t>系统设置用于维护平台配置、字典、系统资料、投产点、编号规则、必填项矩阵和权限矩阵。</w:t>
+        <w:t>2. 系统设置用于维护平台配置、字典、系统资料、投产点、编号规则、必填项矩阵和权限矩阵。</w:t>
       </w:r>
     </w:p>
     <w:p>
       <w:pPr>
-        <w:pStyle w:val="ListBullet"/>
         <w:spacing w:after="80" w:line="276" w:lineRule="auto"/>
+        <w:ind w:left="259" w:hanging="259"/>
       </w:pPr>
       <w:r>
         <w:rPr>
@@ -1439,10 +1440,11 @@
           <w:color w:val="222B36"/>
           <w:sz w:val="20"/>
         </w:rPr>
-        <w:t>删除、覆盖导入、密码重置等管理动作应在业务确认后执行。</w:t>
+        <w:t>3. 删除、覆盖导入、密码重置等管理动作应在业务确认后执行。</w:t>
       </w:r>
     </w:p>
     <w:p>
+      <w:pPr/>
       <w:r>
         <w:br w:type="page"/>
       </w:r>
@@ -1512,8 +1514,8 @@
     </w:p>
     <w:p>
       <w:pPr>
-        <w:pStyle w:val="ListNumber"/>
         <w:spacing w:after="80" w:line="276" w:lineRule="auto"/>
+        <w:ind w:left="259" w:hanging="259"/>
       </w:pPr>
       <w:r>
         <w:rPr>
@@ -1521,13 +1523,13 @@
           <w:color w:val="222B36"/>
           <w:sz w:val="20"/>
         </w:rPr>
-        <w:t>登录系统后在左侧菜单点击“需求分析”。</w:t>
+        <w:t>1. 登录系统后在左侧菜单点击“需求分析”。</w:t>
       </w:r>
     </w:p>
     <w:p>
       <w:pPr>
-        <w:pStyle w:val="ListNumber"/>
         <w:spacing w:after="80" w:line="276" w:lineRule="auto"/>
+        <w:ind w:left="259" w:hanging="259"/>
       </w:pPr>
       <w:r>
         <w:rPr>
@@ -1535,13 +1537,13 @@
           <w:color w:val="222B36"/>
           <w:sz w:val="20"/>
         </w:rPr>
-        <w:t>确认顶部投产点为本次维护所需的投产窗口；如不一致，先切换投产点。</w:t>
+        <w:t>2. 确认顶部投产点为本次维护所需的投产窗口；如不一致，先切换投产点。</w:t>
       </w:r>
     </w:p>
     <w:p>
       <w:pPr>
-        <w:pStyle w:val="ListNumber"/>
         <w:spacing w:after="80" w:line="276" w:lineRule="auto"/>
+        <w:ind w:left="259" w:hanging="259"/>
       </w:pPr>
       <w:r>
         <w:rPr>
@@ -1549,7 +1551,7 @@
           <w:color w:val="222B36"/>
           <w:sz w:val="20"/>
         </w:rPr>
-        <w:t>在筛选区通过投产点、需求编号、需求标题、负责人或主责系统定位目标需求。</w:t>
+        <w:t>3. 在筛选区通过投产点、需求编号、需求标题、负责人或主责系统定位目标需求。</w:t>
       </w:r>
     </w:p>
     <w:p>
@@ -2173,8 +2175,8 @@
     </w:p>
     <w:p>
       <w:pPr>
-        <w:pStyle w:val="ListNumber"/>
         <w:spacing w:after="80" w:line="276" w:lineRule="auto"/>
+        <w:ind w:left="259" w:hanging="259"/>
       </w:pPr>
       <w:r>
         <w:rPr>
@@ -2182,13 +2184,13 @@
           <w:color w:val="222B36"/>
           <w:sz w:val="20"/>
         </w:rPr>
-        <w:t>点击“新增需求”。</w:t>
+        <w:t>1. 点击“新增需求”。</w:t>
       </w:r>
     </w:p>
     <w:p>
       <w:pPr>
-        <w:pStyle w:val="ListNumber"/>
         <w:spacing w:after="80" w:line="276" w:lineRule="auto"/>
+        <w:ind w:left="259" w:hanging="259"/>
       </w:pPr>
       <w:r>
         <w:rPr>
@@ -2196,13 +2198,13 @@
           <w:color w:val="222B36"/>
           <w:sz w:val="20"/>
         </w:rPr>
-        <w:t>选择需求状态，默认通常为“需求登记”。</w:t>
+        <w:t>2. 选择需求状态，默认通常为“需求登记”。</w:t>
       </w:r>
     </w:p>
     <w:p>
       <w:pPr>
-        <w:pStyle w:val="ListNumber"/>
         <w:spacing w:after="80" w:line="276" w:lineRule="auto"/>
+        <w:ind w:left="259" w:hanging="259"/>
       </w:pPr>
       <w:r>
         <w:rPr>
@@ -2210,13 +2212,13 @@
           <w:color w:val="222B36"/>
           <w:sz w:val="20"/>
         </w:rPr>
-        <w:t>选择计划投产点后，可点击需求编号输入框右侧“生成”，系统按投产窗口自动生成编号。</w:t>
+        <w:t>3. 选择计划投产点后，可点击需求编号输入框右侧“生成”，系统按投产窗口自动生成编号。</w:t>
       </w:r>
     </w:p>
     <w:p>
       <w:pPr>
-        <w:pStyle w:val="ListNumber"/>
         <w:spacing w:after="80" w:line="276" w:lineRule="auto"/>
+        <w:ind w:left="259" w:hanging="259"/>
       </w:pPr>
       <w:r>
         <w:rPr>
@@ -2224,13 +2226,13 @@
           <w:color w:val="222B36"/>
           <w:sz w:val="20"/>
         </w:rPr>
-        <w:t>填写需求类型、提出时间、是否涉账、需求标题和需求概述。</w:t>
+        <w:t>4. 填写需求类型、提出时间、是否涉账、需求标题和需求概述。</w:t>
       </w:r>
     </w:p>
     <w:p>
       <w:pPr>
-        <w:pStyle w:val="ListNumber"/>
         <w:spacing w:after="80" w:line="276" w:lineRule="auto"/>
+        <w:ind w:left="259" w:hanging="259"/>
       </w:pPr>
       <w:r>
         <w:rPr>
@@ -2238,13 +2240,13 @@
           <w:color w:val="222B36"/>
           <w:sz w:val="20"/>
         </w:rPr>
-        <w:t>选择主责系统；如存在协同改造或协同测试系统，继续选择对应系统。</w:t>
+        <w:t>5. 选择主责系统；如存在协同改造或协同测试系统，继续选择对应系统。</w:t>
       </w:r>
     </w:p>
     <w:p>
       <w:pPr>
-        <w:pStyle w:val="ListNumber"/>
         <w:spacing w:after="80" w:line="276" w:lineRule="auto"/>
+        <w:ind w:left="259" w:hanging="259"/>
       </w:pPr>
       <w:r>
         <w:rPr>
@@ -2252,13 +2254,13 @@
           <w:color w:val="222B36"/>
           <w:sz w:val="20"/>
         </w:rPr>
-        <w:t>维护提出部门、提出人和业务负责人，按需要上传或登记需求说明书路径。</w:t>
+        <w:t>6. 维护提出部门、提出人和业务负责人，按需要上传或登记需求说明书路径。</w:t>
       </w:r>
     </w:p>
     <w:p>
       <w:pPr>
-        <w:pStyle w:val="ListNumber"/>
         <w:spacing w:after="80" w:line="276" w:lineRule="auto"/>
+        <w:ind w:left="259" w:hanging="259"/>
       </w:pPr>
       <w:r>
         <w:rPr>
@@ -2266,7 +2268,7 @@
           <w:color w:val="222B36"/>
           <w:sz w:val="20"/>
         </w:rPr>
-        <w:t>点击保存，保存成功后列表刷新并显示新需求。</w:t>
+        <w:t>7. 点击保存，保存成功后列表刷新并显示新需求。</w:t>
       </w:r>
     </w:p>
     <w:p>
@@ -2343,8 +2345,8 @@
     </w:p>
     <w:p>
       <w:pPr>
-        <w:pStyle w:val="ListNumber"/>
         <w:spacing w:after="80" w:line="276" w:lineRule="auto"/>
+        <w:ind w:left="259" w:hanging="259"/>
       </w:pPr>
       <w:r>
         <w:rPr>
@@ -2352,13 +2354,13 @@
           <w:color w:val="222B36"/>
           <w:sz w:val="20"/>
         </w:rPr>
-        <w:t>在列表中找到目标需求，点击行内编辑图标或打开需求详情。</w:t>
+        <w:t>1. 在列表中找到目标需求，点击行内编辑图标或打开需求详情。</w:t>
       </w:r>
     </w:p>
     <w:p>
       <w:pPr>
-        <w:pStyle w:val="ListNumber"/>
         <w:spacing w:after="80" w:line="276" w:lineRule="auto"/>
+        <w:ind w:left="259" w:hanging="259"/>
       </w:pPr>
       <w:r>
         <w:rPr>
@@ -2366,13 +2368,13 @@
           <w:color w:val="222B36"/>
           <w:sz w:val="20"/>
         </w:rPr>
-        <w:t>检查标题栏中的需求编号和状态，确认正在编辑正确记录。</w:t>
+        <w:t>2. 检查标题栏中的需求编号和状态，确认正在编辑正确记录。</w:t>
       </w:r>
     </w:p>
     <w:p>
       <w:pPr>
-        <w:pStyle w:val="ListNumber"/>
         <w:spacing w:after="80" w:line="276" w:lineRule="auto"/>
+        <w:ind w:left="259" w:hanging="259"/>
       </w:pPr>
       <w:r>
         <w:rPr>
@@ -2380,13 +2382,13 @@
           <w:color w:val="222B36"/>
           <w:sz w:val="20"/>
         </w:rPr>
-        <w:t>维护基本信息、涉及系统和相关负责人。</w:t>
+        <w:t>3. 维护基本信息、涉及系统和相关负责人。</w:t>
       </w:r>
     </w:p>
     <w:p>
       <w:pPr>
-        <w:pStyle w:val="ListNumber"/>
         <w:spacing w:after="80" w:line="276" w:lineRule="auto"/>
+        <w:ind w:left="259" w:hanging="259"/>
       </w:pPr>
       <w:r>
         <w:rPr>
@@ -2394,13 +2396,13 @@
           <w:color w:val="222B36"/>
           <w:sz w:val="20"/>
         </w:rPr>
-        <w:t>如需求已关联开发或测试任务，需求编号会被锁定，不允许修改。</w:t>
+        <w:t>4. 如需求已关联开发或测试任务，需求编号会被锁定，不允许修改。</w:t>
       </w:r>
     </w:p>
     <w:p>
       <w:pPr>
-        <w:pStyle w:val="ListNumber"/>
         <w:spacing w:after="80" w:line="276" w:lineRule="auto"/>
+        <w:ind w:left="259" w:hanging="259"/>
       </w:pPr>
       <w:r>
         <w:rPr>
@@ -2408,13 +2410,13 @@
           <w:color w:val="222B36"/>
           <w:sz w:val="20"/>
         </w:rPr>
-        <w:t>使用“上传文件”保存附件，或使用“添加路径”登记共享目录文件路径。</w:t>
+        <w:t>5. 使用“上传文件”保存附件，或使用“添加路径”登记共享目录文件路径。</w:t>
       </w:r>
     </w:p>
     <w:p>
       <w:pPr>
-        <w:pStyle w:val="ListNumber"/>
         <w:spacing w:after="80" w:line="276" w:lineRule="auto"/>
+        <w:ind w:left="259" w:hanging="259"/>
       </w:pPr>
       <w:r>
         <w:rPr>
@@ -2422,7 +2424,7 @@
           <w:color w:val="222B36"/>
           <w:sz w:val="20"/>
         </w:rPr>
-        <w:t>点击保存后，系统会记录本次修改人、修改字段、修改前值和修改后值。</w:t>
+        <w:t>6. 点击保存后，系统会记录本次修改人、修改字段、修改前值和修改后值。</w:t>
       </w:r>
     </w:p>
     <w:p>
@@ -2555,8 +2557,8 @@
     </w:p>
     <w:p>
       <w:pPr>
-        <w:pStyle w:val="ListNumber"/>
         <w:spacing w:after="80" w:line="276" w:lineRule="auto"/>
+        <w:ind w:left="259" w:hanging="259"/>
       </w:pPr>
       <w:r>
         <w:rPr>
@@ -2564,13 +2566,13 @@
           <w:color w:val="222B36"/>
           <w:sz w:val="20"/>
         </w:rPr>
-        <w:t>点击“导入”。</w:t>
+        <w:t>1. 点击“导入”。</w:t>
       </w:r>
     </w:p>
     <w:p>
       <w:pPr>
-        <w:pStyle w:val="ListNumber"/>
         <w:spacing w:after="80" w:line="276" w:lineRule="auto"/>
+        <w:ind w:left="259" w:hanging="259"/>
       </w:pPr>
       <w:r>
         <w:rPr>
@@ -2578,13 +2580,13 @@
           <w:color w:val="222B36"/>
           <w:sz w:val="20"/>
         </w:rPr>
-        <w:t>先点击“下载导入模板”，按模板列填写数据。</w:t>
+        <w:t>2. 先点击“下载导入模板”，按模板列填写数据。</w:t>
       </w:r>
     </w:p>
     <w:p>
       <w:pPr>
-        <w:pStyle w:val="ListNumber"/>
         <w:spacing w:after="80" w:line="276" w:lineRule="auto"/>
+        <w:ind w:left="259" w:hanging="259"/>
       </w:pPr>
       <w:r>
         <w:rPr>
@@ -2592,13 +2594,13 @@
           <w:color w:val="222B36"/>
           <w:sz w:val="20"/>
         </w:rPr>
-        <w:t>选择冲突处理模式：覆盖更新、重复跳过或出错回滚。</w:t>
+        <w:t>3. 选择冲突处理模式：覆盖更新、重复跳过或出错回滚。</w:t>
       </w:r>
     </w:p>
     <w:p>
       <w:pPr>
-        <w:pStyle w:val="ListNumber"/>
         <w:spacing w:after="80" w:line="276" w:lineRule="auto"/>
+        <w:ind w:left="259" w:hanging="259"/>
       </w:pPr>
       <w:r>
         <w:rPr>
@@ -2606,13 +2608,13 @@
           <w:color w:val="222B36"/>
           <w:sz w:val="20"/>
         </w:rPr>
-        <w:t>将 .xlsx 文件拖入上传区域，或点击上传区域选择文件。</w:t>
+        <w:t>4. 将 .xlsx 文件拖入上传区域，或点击上传区域选择文件。</w:t>
       </w:r>
     </w:p>
     <w:p>
       <w:pPr>
-        <w:pStyle w:val="ListNumber"/>
         <w:spacing w:after="80" w:line="276" w:lineRule="auto"/>
+        <w:ind w:left="259" w:hanging="259"/>
       </w:pPr>
       <w:r>
         <w:rPr>
@@ -2620,7 +2622,7 @@
           <w:color w:val="222B36"/>
           <w:sz w:val="20"/>
         </w:rPr>
-        <w:t>点击“开始导入”，查看导入结果，重点检查失败条目和错误详情。</w:t>
+        <w:t>5. 点击“开始导入”，查看导入结果，重点检查失败条目和错误详情。</w:t>
       </w:r>
     </w:p>
     <w:p>
@@ -2641,8 +2643,8 @@
     </w:p>
     <w:p>
       <w:pPr>
-        <w:pStyle w:val="ListBullet"/>
         <w:spacing w:after="80" w:line="276" w:lineRule="auto"/>
+        <w:ind w:left="259" w:hanging="259"/>
       </w:pPr>
       <w:r>
         <w:rPr>
@@ -2650,13 +2652,13 @@
           <w:color w:val="222B36"/>
           <w:sz w:val="20"/>
         </w:rPr>
-        <w:t>需求已关联开发或测试任务后，需求编号不可修改，通常不允许删除。</w:t>
+        <w:t>1. 需求已关联开发或测试任务后，需求编号不可修改，通常不允许删除。</w:t>
       </w:r>
     </w:p>
     <w:p>
       <w:pPr>
-        <w:pStyle w:val="ListBullet"/>
         <w:spacing w:after="80" w:line="276" w:lineRule="auto"/>
+        <w:ind w:left="259" w:hanging="259"/>
       </w:pPr>
       <w:r>
         <w:rPr>
@@ -2664,13 +2666,13 @@
           <w:color w:val="222B36"/>
           <w:sz w:val="20"/>
         </w:rPr>
-        <w:t>需求进入分析完成等终态时，至少需要填写 1 个主责系统。</w:t>
+        <w:t>2. 需求进入分析完成等终态时，至少需要填写 1 个主责系统。</w:t>
       </w:r>
     </w:p>
     <w:p>
       <w:pPr>
-        <w:pStyle w:val="ListBullet"/>
         <w:spacing w:after="80" w:line="276" w:lineRule="auto"/>
+        <w:ind w:left="259" w:hanging="259"/>
       </w:pPr>
       <w:r>
         <w:rPr>
@@ -2678,10 +2680,11 @@
           <w:color w:val="222B36"/>
           <w:sz w:val="20"/>
         </w:rPr>
-        <w:t>必填字段由系统设置中的必填项矩阵决定，页面和后端都会校验。</w:t>
+        <w:t>3. 必填字段由系统设置中的必填项矩阵决定，页面和后端都会校验。</w:t>
       </w:r>
     </w:p>
     <w:p>
+      <w:pPr/>
       <w:r>
         <w:br w:type="page"/>
       </w:r>
@@ -2909,8 +2912,8 @@
     </w:p>
     <w:p>
       <w:pPr>
-        <w:pStyle w:val="ListNumber"/>
         <w:spacing w:after="80" w:line="276" w:lineRule="auto"/>
+        <w:ind w:left="259" w:hanging="259"/>
       </w:pPr>
       <w:r>
         <w:rPr>
@@ -2918,13 +2921,13 @@
           <w:color w:val="222B36"/>
           <w:sz w:val="20"/>
         </w:rPr>
-        <w:t>点击“添加工单”。</w:t>
+        <w:t>1. 点击“添加工单”。</w:t>
       </w:r>
     </w:p>
     <w:p>
       <w:pPr>
-        <w:pStyle w:val="ListNumber"/>
         <w:spacing w:after="80" w:line="276" w:lineRule="auto"/>
+        <w:ind w:left="259" w:hanging="259"/>
       </w:pPr>
       <w:r>
         <w:rPr>
@@ -2932,13 +2935,13 @@
           <w:color w:val="222B36"/>
           <w:sz w:val="20"/>
         </w:rPr>
-        <w:t>如工单来源于问题，可在工单编号输入框检索问题编号或工单号，系统会自动带入问题摘要、详情和相关系统。</w:t>
+        <w:t>2. 如工单来源于问题，可在工单编号输入框检索问题编号或工单号，系统会自动带入问题摘要、详情和相关系统。</w:t>
       </w:r>
     </w:p>
     <w:p>
       <w:pPr>
-        <w:pStyle w:val="ListNumber"/>
         <w:spacing w:after="80" w:line="276" w:lineRule="auto"/>
+        <w:ind w:left="259" w:hanging="259"/>
       </w:pPr>
       <w:r>
         <w:rPr>
@@ -2946,13 +2949,13 @@
           <w:color w:val="222B36"/>
           <w:sz w:val="20"/>
         </w:rPr>
-        <w:t>选择工单状态、计划投产点、工单类型、是否涉账、提出时间和提出人。</w:t>
+        <w:t>3. 选择工单状态、计划投产点、工单类型、是否涉账、提出时间和提出人。</w:t>
       </w:r>
     </w:p>
     <w:p>
       <w:pPr>
-        <w:pStyle w:val="ListNumber"/>
         <w:spacing w:after="80" w:line="276" w:lineRule="auto"/>
+        <w:ind w:left="259" w:hanging="259"/>
       </w:pPr>
       <w:r>
         <w:rPr>
@@ -2960,13 +2963,13 @@
           <w:color w:val="222B36"/>
           <w:sz w:val="20"/>
         </w:rPr>
-        <w:t>填写工单概述和工单详情，确保能支撑开发/测试人员理解处理范围。</w:t>
+        <w:t>4. 填写工单概述和工单详情，确保能支撑开发/测试人员理解处理范围。</w:t>
       </w:r>
     </w:p>
     <w:p>
       <w:pPr>
-        <w:pStyle w:val="ListNumber"/>
         <w:spacing w:after="80" w:line="276" w:lineRule="auto"/>
+        <w:ind w:left="259" w:hanging="259"/>
       </w:pPr>
       <w:r>
         <w:rPr>
@@ -2974,13 +2977,13 @@
           <w:color w:val="222B36"/>
           <w:sz w:val="20"/>
         </w:rPr>
-        <w:t>选择主责系统；如存在配合改造或配合测试范围，继续选择协同改造系统和协同测试系统。</w:t>
+        <w:t>5. 选择主责系统；如存在配合改造或配合测试范围，继续选择协同改造系统和协同测试系统。</w:t>
       </w:r>
     </w:p>
     <w:p>
       <w:pPr>
-        <w:pStyle w:val="ListNumber"/>
         <w:spacing w:after="80" w:line="276" w:lineRule="auto"/>
+        <w:ind w:left="259" w:hanging="259"/>
       </w:pPr>
       <w:r>
         <w:rPr>
@@ -2988,7 +2991,7 @@
           <w:color w:val="222B36"/>
           <w:sz w:val="20"/>
         </w:rPr>
-        <w:t>确认负责人、提出部门等信息后点击保存。</w:t>
+        <w:t>6. 确认负责人、提出部门等信息后点击保存。</w:t>
       </w:r>
     </w:p>
     <w:p>
@@ -3580,8 +3583,8 @@
     </w:p>
     <w:p>
       <w:pPr>
-        <w:pStyle w:val="ListNumber"/>
         <w:spacing w:after="80" w:line="276" w:lineRule="auto"/>
+        <w:ind w:left="259" w:hanging="259"/>
       </w:pPr>
       <w:r>
         <w:rPr>
@@ -3589,13 +3592,13 @@
           <w:color w:val="222B36"/>
           <w:sz w:val="20"/>
         </w:rPr>
-        <w:t>在列表中找到目标工单，点击行或编辑图标。</w:t>
+        <w:t>1. 在列表中找到目标工单，点击行或编辑图标。</w:t>
       </w:r>
     </w:p>
     <w:p>
       <w:pPr>
-        <w:pStyle w:val="ListNumber"/>
         <w:spacing w:after="80" w:line="276" w:lineRule="auto"/>
+        <w:ind w:left="259" w:hanging="259"/>
       </w:pPr>
       <w:r>
         <w:rPr>
@@ -3603,13 +3606,13 @@
           <w:color w:val="222B36"/>
           <w:sz w:val="20"/>
         </w:rPr>
-        <w:t>核对标题栏中的工单编号与状态，避免误改。</w:t>
+        <w:t>2. 核对标题栏中的工单编号与状态，避免误改。</w:t>
       </w:r>
     </w:p>
     <w:p>
       <w:pPr>
-        <w:pStyle w:val="ListNumber"/>
         <w:spacing w:after="80" w:line="276" w:lineRule="auto"/>
+        <w:ind w:left="259" w:hanging="259"/>
       </w:pPr>
       <w:r>
         <w:rPr>
@@ -3617,13 +3620,13 @@
           <w:color w:val="222B36"/>
           <w:sz w:val="20"/>
         </w:rPr>
-        <w:t>维护基本信息、涉及系统、负责人和附件路径。</w:t>
+        <w:t>3. 维护基本信息、涉及系统、负责人和附件路径。</w:t>
       </w:r>
     </w:p>
     <w:p>
       <w:pPr>
-        <w:pStyle w:val="ListNumber"/>
         <w:spacing w:after="80" w:line="276" w:lineRule="auto"/>
+        <w:ind w:left="259" w:hanging="259"/>
       </w:pPr>
       <w:r>
         <w:rPr>
@@ -3631,7 +3634,7 @@
           <w:color w:val="222B36"/>
           <w:sz w:val="20"/>
         </w:rPr>
-        <w:t>保存后返回列表确认状态和计划投产点展示正确。</w:t>
+        <w:t>4. 保存后返回列表确认状态和计划投产点展示正确。</w:t>
       </w:r>
     </w:p>
     <w:p>
@@ -3708,8 +3711,8 @@
     </w:p>
     <w:p>
       <w:pPr>
-        <w:pStyle w:val="ListBullet"/>
         <w:spacing w:after="80" w:line="276" w:lineRule="auto"/>
+        <w:ind w:left="259" w:hanging="259"/>
       </w:pPr>
       <w:r>
         <w:rPr>
@@ -3717,13 +3720,13 @@
           <w:color w:val="222B36"/>
           <w:sz w:val="20"/>
         </w:rPr>
-        <w:t>批量新增或更新工单时使用 Excel 导入；需要向项目组提供清单时使用导出。</w:t>
+        <w:t>1. 批量新增或更新工单时使用 Excel 导入；需要向项目组提供清单时使用导出。</w:t>
       </w:r>
     </w:p>
     <w:p>
       <w:pPr>
-        <w:pStyle w:val="ListBullet"/>
         <w:spacing w:after="80" w:line="276" w:lineRule="auto"/>
+        <w:ind w:left="259" w:hanging="259"/>
       </w:pPr>
       <w:r>
         <w:rPr>
@@ -3731,13 +3734,13 @@
           <w:color w:val="222B36"/>
           <w:sz w:val="20"/>
         </w:rPr>
-        <w:t>已关联开发或测试任务的工单不建议删除，系统会对部分场景进行限制。</w:t>
+        <w:t>2. 已关联开发或测试任务的工单不建议删除，系统会对部分场景进行限制。</w:t>
       </w:r>
     </w:p>
     <w:p>
       <w:pPr>
-        <w:pStyle w:val="ListBullet"/>
         <w:spacing w:after="80" w:line="276" w:lineRule="auto"/>
+        <w:ind w:left="259" w:hanging="259"/>
       </w:pPr>
       <w:r>
         <w:rPr>
@@ -3745,10 +3748,11 @@
           <w:color w:val="222B36"/>
           <w:sz w:val="20"/>
         </w:rPr>
-        <w:t>编号、计划投产点、主责系统变更会影响后续承接和投产申请，请先与下游负责人确认。</w:t>
+        <w:t>3. 编号、计划投产点、主责系统变更会影响后续承接和投产申请，请先与下游负责人确认。</w:t>
       </w:r>
     </w:p>
     <w:p>
+      <w:pPr/>
       <w:r>
         <w:br w:type="page"/>
       </w:r>
@@ -3976,8 +3980,8 @@
     </w:p>
     <w:p>
       <w:pPr>
-        <w:pStyle w:val="ListNumber"/>
         <w:spacing w:after="80" w:line="276" w:lineRule="auto"/>
+        <w:ind w:left="259" w:hanging="259"/>
       </w:pPr>
       <w:r>
         <w:rPr>
@@ -3985,13 +3989,13 @@
           <w:color w:val="222B36"/>
           <w:sz w:val="20"/>
         </w:rPr>
-        <w:t>点击“开发承接”。</w:t>
+        <w:t>1. 点击“开发承接”。</w:t>
       </w:r>
     </w:p>
     <w:p>
       <w:pPr>
-        <w:pStyle w:val="ListNumber"/>
         <w:spacing w:after="80" w:line="276" w:lineRule="auto"/>
+        <w:ind w:left="259" w:hanging="259"/>
       </w:pPr>
       <w:r>
         <w:rPr>
@@ -3999,13 +4003,13 @@
           <w:color w:val="222B36"/>
           <w:sz w:val="20"/>
         </w:rPr>
-        <w:t>在“选择需求/工单”区域按投产点、编号、标题或主责系统检索。</w:t>
+        <w:t>2. 在“选择需求/工单”区域按投产点、编号、标题或主责系统检索。</w:t>
       </w:r>
     </w:p>
     <w:p>
       <w:pPr>
-        <w:pStyle w:val="ListNumber"/>
         <w:spacing w:after="80" w:line="276" w:lineRule="auto"/>
+        <w:ind w:left="259" w:hanging="259"/>
       </w:pPr>
       <w:r>
         <w:rPr>
@@ -4013,13 +4017,13 @@
           <w:color w:val="222B36"/>
           <w:sz w:val="20"/>
         </w:rPr>
-        <w:t>选择一条需求或工单后，系统加载各系统对应的开发任务预览。</w:t>
+        <w:t>3. 选择一条需求或工单后，系统加载各系统对应的开发任务预览。</w:t>
       </w:r>
     </w:p>
     <w:p>
       <w:pPr>
-        <w:pStyle w:val="ListNumber"/>
         <w:spacing w:after="80" w:line="276" w:lineRule="auto"/>
+        <w:ind w:left="259" w:hanging="259"/>
       </w:pPr>
       <w:r>
         <w:rPr>
@@ -4027,13 +4031,13 @@
           <w:color w:val="222B36"/>
           <w:sz w:val="20"/>
         </w:rPr>
-        <w:t>勾选需要新建的系统任务；已存在任务的系统会提示已存在并默认不可重复创建。</w:t>
+        <w:t>4. 勾选需要新建的系统任务；已存在任务的系统会提示已存在并默认不可重复创建。</w:t>
       </w:r>
     </w:p>
     <w:p>
       <w:pPr>
-        <w:pStyle w:val="ListNumber"/>
         <w:spacing w:after="80" w:line="276" w:lineRule="auto"/>
+        <w:ind w:left="259" w:hanging="259"/>
       </w:pPr>
       <w:r>
         <w:rPr>
@@ -4041,7 +4045,7 @@
           <w:color w:val="222B36"/>
           <w:sz w:val="20"/>
         </w:rPr>
-        <w:t>点击“承接”，系统按系统角色生成开发任务并刷新列表。</w:t>
+        <w:t>5. 点击“承接”，系统按系统角色生成开发任务并刷新列表。</w:t>
       </w:r>
     </w:p>
     <w:p>
@@ -4704,8 +4708,8 @@
     </w:p>
     <w:p>
       <w:pPr>
-        <w:pStyle w:val="ListBullet"/>
         <w:spacing w:after="80" w:line="276" w:lineRule="auto"/>
+        <w:ind w:left="259" w:hanging="259"/>
       </w:pPr>
       <w:r>
         <w:rPr>
@@ -4713,13 +4717,13 @@
           <w:color w:val="222B36"/>
           <w:sz w:val="20"/>
         </w:rPr>
-        <w:t>“填写影响性分析”用于结构化登记影响点，保存后详情页会显示已填写条数。</w:t>
+        <w:t>1. “填写影响性分析”用于结构化登记影响点，保存后详情页会显示已填写条数。</w:t>
       </w:r>
     </w:p>
     <w:p>
       <w:pPr>
-        <w:pStyle w:val="ListBullet"/>
         <w:spacing w:after="80" w:line="276" w:lineRule="auto"/>
+        <w:ind w:left="259" w:hanging="259"/>
       </w:pPr>
       <w:r>
         <w:rPr>
@@ -4727,13 +4731,13 @@
           <w:color w:val="222B36"/>
           <w:sz w:val="20"/>
         </w:rPr>
-        <w:t>概要设计、详细设计、代码走查、单元测试报告等附件根据状态规则显示和校验。</w:t>
+        <w:t>2. 概要设计、详细设计、代码走查、单元测试报告等附件根据状态规则显示和校验。</w:t>
       </w:r>
     </w:p>
     <w:p>
       <w:pPr>
-        <w:pStyle w:val="ListBullet"/>
         <w:spacing w:after="80" w:line="276" w:lineRule="auto"/>
+        <w:ind w:left="259" w:hanging="259"/>
       </w:pPr>
       <w:r>
         <w:rPr>
@@ -4741,7 +4745,7 @@
           <w:color w:val="222B36"/>
           <w:sz w:val="20"/>
         </w:rPr>
-        <w:t>近期系统新增“编码检查表”和“技术方案确认单”模板下载入口，可在对应附件标题右侧点击下载图标。</w:t>
+        <w:t>3. 近期系统新增“编码检查表”和“技术方案确认单”模板下载入口，可在对应附件标题右侧点击下载图标。</w:t>
       </w:r>
     </w:p>
     <w:p>
@@ -4818,8 +4822,8 @@
     </w:p>
     <w:p>
       <w:pPr>
-        <w:pStyle w:val="ListBullet"/>
         <w:spacing w:after="80" w:line="276" w:lineRule="auto"/>
+        <w:ind w:left="259" w:hanging="259"/>
       </w:pPr>
       <w:r>
         <w:rPr>
@@ -4827,13 +4831,13 @@
           <w:color w:val="222B36"/>
           <w:sz w:val="20"/>
         </w:rPr>
-        <w:t>开发任务可通过 Excel 导入批量维护，也可按当前筛选条件导出清单。</w:t>
+        <w:t>1. 开发任务可通过 Excel 导入批量维护，也可按当前筛选条件导出清单。</w:t>
       </w:r>
     </w:p>
     <w:p>
       <w:pPr>
-        <w:pStyle w:val="ListBullet"/>
         <w:spacing w:after="80" w:line="276" w:lineRule="auto"/>
+        <w:ind w:left="259" w:hanging="259"/>
       </w:pPr>
       <w:r>
         <w:rPr>
@@ -4841,13 +4845,13 @@
           <w:color w:val="222B36"/>
           <w:sz w:val="20"/>
         </w:rPr>
-        <w:t>若承接预览显示任务已存在，应优先编辑既有任务，不重复承接。</w:t>
+        <w:t>2. 若承接预览显示任务已存在，应优先编辑既有任务，不重复承接。</w:t>
       </w:r>
     </w:p>
     <w:p>
       <w:pPr>
-        <w:pStyle w:val="ListBullet"/>
         <w:spacing w:after="80" w:line="276" w:lineRule="auto"/>
+        <w:ind w:left="259" w:hanging="259"/>
       </w:pPr>
       <w:r>
         <w:rPr>
@@ -4855,10 +4859,11 @@
           <w:color w:val="222B36"/>
           <w:sz w:val="20"/>
         </w:rPr>
-        <w:t>模板下载失败时先确认当前任务已保存并拥有开发编辑权限。</w:t>
+        <w:t>3. 模板下载失败时先确认当前任务已保存并拥有开发编辑权限。</w:t>
       </w:r>
     </w:p>
     <w:p>
+      <w:pPr/>
       <w:r>
         <w:br w:type="page"/>
       </w:r>
@@ -5142,8 +5147,8 @@
     </w:p>
     <w:p>
       <w:pPr>
-        <w:pStyle w:val="ListNumber"/>
         <w:spacing w:after="80" w:line="276" w:lineRule="auto"/>
+        <w:ind w:left="259" w:hanging="259"/>
       </w:pPr>
       <w:r>
         <w:rPr>
@@ -5151,13 +5156,13 @@
           <w:color w:val="222B36"/>
           <w:sz w:val="20"/>
         </w:rPr>
-        <w:t>进入对应测试类型页面，点击“测试承接”。</w:t>
+        <w:t>1. 进入对应测试类型页面，点击“测试承接”。</w:t>
       </w:r>
     </w:p>
     <w:p>
       <w:pPr>
-        <w:pStyle w:val="ListNumber"/>
         <w:spacing w:after="80" w:line="276" w:lineRule="auto"/>
+        <w:ind w:left="259" w:hanging="259"/>
       </w:pPr>
       <w:r>
         <w:rPr>
@@ -5165,13 +5170,13 @@
           <w:color w:val="222B36"/>
           <w:sz w:val="20"/>
         </w:rPr>
-        <w:t>选择需要进入该测试阶段的需求/工单。</w:t>
+        <w:t>2. 选择需要进入该测试阶段的需求/工单。</w:t>
       </w:r>
     </w:p>
     <w:p>
       <w:pPr>
-        <w:pStyle w:val="ListNumber"/>
         <w:spacing w:after="80" w:line="276" w:lineRule="auto"/>
+        <w:ind w:left="259" w:hanging="259"/>
       </w:pPr>
       <w:r>
         <w:rPr>
@@ -5179,13 +5184,13 @@
           <w:color w:val="222B36"/>
           <w:sz w:val="20"/>
         </w:rPr>
-        <w:t>选择承接方式：合并承接或拆分承接。</w:t>
+        <w:t>3. 选择承接方式：合并承接或拆分承接。</w:t>
       </w:r>
     </w:p>
     <w:p>
       <w:pPr>
-        <w:pStyle w:val="ListNumber"/>
         <w:spacing w:after="80" w:line="276" w:lineRule="auto"/>
+        <w:ind w:left="259" w:hanging="259"/>
       </w:pPr>
       <w:r>
         <w:rPr>
@@ -5193,13 +5198,13 @@
           <w:color w:val="222B36"/>
           <w:sz w:val="20"/>
         </w:rPr>
-        <w:t>确认系统预览和计划生成任务编号，勾选需要新建的任务。</w:t>
+        <w:t>4. 确认系统预览和计划生成任务编号，勾选需要新建的任务。</w:t>
       </w:r>
     </w:p>
     <w:p>
       <w:pPr>
-        <w:pStyle w:val="ListNumber"/>
         <w:spacing w:after="80" w:line="276" w:lineRule="auto"/>
+        <w:ind w:left="259" w:hanging="259"/>
       </w:pPr>
       <w:r>
         <w:rPr>
@@ -5207,7 +5212,7 @@
           <w:color w:val="222B36"/>
           <w:sz w:val="20"/>
         </w:rPr>
-        <w:t>点击“承接”后，系统生成对应测试任务并刷新列表。</w:t>
+        <w:t>5. 点击“承接”后，系统生成对应测试任务并刷新列表。</w:t>
       </w:r>
     </w:p>
     <w:p>
@@ -5870,8 +5875,8 @@
     </w:p>
     <w:p>
       <w:pPr>
-        <w:pStyle w:val="ListBullet"/>
         <w:spacing w:after="80" w:line="276" w:lineRule="auto"/>
+        <w:ind w:left="259" w:hanging="259"/>
       </w:pPr>
       <w:r>
         <w:rPr>
@@ -5879,13 +5884,13 @@
           <w:color w:val="222B36"/>
           <w:sz w:val="20"/>
         </w:rPr>
-        <w:t>SIT 任务详情提供“填写测试覆盖性分析”入口，用于把开发影响性分析逐条映射到测试覆盖结果。</w:t>
+        <w:t>1. SIT 任务详情提供“填写测试覆盖性分析”入口，用于把开发影响性分析逐条映射到测试覆盖结果。</w:t>
       </w:r>
     </w:p>
     <w:p>
       <w:pPr>
-        <w:pStyle w:val="ListBullet"/>
         <w:spacing w:after="80" w:line="276" w:lineRule="auto"/>
+        <w:ind w:left="259" w:hanging="259"/>
       </w:pPr>
       <w:r>
         <w:rPr>
@@ -5893,13 +5898,13 @@
           <w:color w:val="222B36"/>
           <w:sz w:val="20"/>
         </w:rPr>
-        <w:t>测试方案和测试报告应与测试状态匹配，进入完成态前需补齐关键材料。</w:t>
+        <w:t>2. 测试方案和测试报告应与测试状态匹配，进入完成态前需补齐关键材料。</w:t>
       </w:r>
     </w:p>
     <w:p>
       <w:pPr>
-        <w:pStyle w:val="ListBullet"/>
         <w:spacing w:after="80" w:line="276" w:lineRule="auto"/>
+        <w:ind w:left="259" w:hanging="259"/>
       </w:pPr>
       <w:r>
         <w:rPr>
@@ -5907,7 +5912,7 @@
           <w:color w:val="222B36"/>
           <w:sz w:val="20"/>
         </w:rPr>
-        <w:t>若一个需求涉及多个系统，拆分承接便于各系统分别维护负责人、状态和测试材料。</w:t>
+        <w:t>3. 若一个需求涉及多个系统，拆分承接便于各系统分别维护负责人、状态和测试材料。</w:t>
       </w:r>
     </w:p>
     <w:p>
@@ -5928,8 +5933,8 @@
     </w:p>
     <w:p>
       <w:pPr>
-        <w:pStyle w:val="ListBullet"/>
         <w:spacing w:after="80" w:line="276" w:lineRule="auto"/>
+        <w:ind w:left="259" w:hanging="259"/>
       </w:pPr>
       <w:r>
         <w:rPr>
@@ -5937,13 +5942,13 @@
           <w:color w:val="222B36"/>
           <w:sz w:val="20"/>
         </w:rPr>
-        <w:t>测试任务支持按当前测试类型导入和导出。导出文件会按 SIT、UAT、NFT 或 SEC 命名，便于归档。</w:t>
+        <w:t>1. 测试任务支持按当前测试类型导入和导出。导出文件会按 SIT、UAT、NFT 或 SEC 命名，便于归档。</w:t>
       </w:r>
     </w:p>
     <w:p>
       <w:pPr>
-        <w:pStyle w:val="ListBullet"/>
         <w:spacing w:after="80" w:line="276" w:lineRule="auto"/>
+        <w:ind w:left="259" w:hanging="259"/>
       </w:pPr>
       <w:r>
         <w:rPr>
@@ -5951,13 +5956,13 @@
           <w:color w:val="222B36"/>
           <w:sz w:val="20"/>
         </w:rPr>
-        <w:t>已存在任务在承接预览中会提示，不建议重复创建。</w:t>
+        <w:t>2. 已存在任务在承接预览中会提示，不建议重复创建。</w:t>
       </w:r>
     </w:p>
     <w:p>
       <w:pPr>
-        <w:pStyle w:val="ListBullet"/>
         <w:spacing w:after="80" w:line="276" w:lineRule="auto"/>
+        <w:ind w:left="259" w:hanging="259"/>
       </w:pPr>
       <w:r>
         <w:rPr>
@@ -5965,10 +5970,11 @@
           <w:color w:val="222B36"/>
           <w:sz w:val="20"/>
         </w:rPr>
-        <w:t>删除测试任务前需确认不会影响投产审批状态和测试覆盖结论。</w:t>
+        <w:t>3. 删除测试任务前需确认不会影响投产审批状态和测试覆盖结论。</w:t>
       </w:r>
     </w:p>
     <w:p>
+      <w:pPr/>
       <w:r>
         <w:br w:type="page"/>
       </w:r>
@@ -6196,8 +6202,8 @@
     </w:p>
     <w:p>
       <w:pPr>
-        <w:pStyle w:val="ListNumber"/>
         <w:spacing w:after="80" w:line="276" w:lineRule="auto"/>
+        <w:ind w:left="259" w:hanging="259"/>
       </w:pPr>
       <w:r>
         <w:rPr>
@@ -6205,13 +6211,13 @@
           <w:color w:val="222B36"/>
           <w:sz w:val="20"/>
         </w:rPr>
-        <w:t>点击“新增申请”。</w:t>
+        <w:t>1. 点击“新增申请”。</w:t>
       </w:r>
     </w:p>
     <w:p>
       <w:pPr>
-        <w:pStyle w:val="ListNumber"/>
         <w:spacing w:after="80" w:line="276" w:lineRule="auto"/>
+        <w:ind w:left="259" w:hanging="259"/>
       </w:pPr>
       <w:r>
         <w:rPr>
@@ -6219,13 +6225,13 @@
           <w:color w:val="222B36"/>
           <w:sz w:val="20"/>
         </w:rPr>
-        <w:t>在“关联需求/工单”区域选择一个或多个需求/工单。</w:t>
+        <w:t>2. 在“关联需求/工单”区域选择一个或多个需求/工单。</w:t>
       </w:r>
     </w:p>
     <w:p>
       <w:pPr>
-        <w:pStyle w:val="ListNumber"/>
         <w:spacing w:after="80" w:line="276" w:lineRule="auto"/>
+        <w:ind w:left="259" w:hanging="259"/>
       </w:pPr>
       <w:r>
         <w:rPr>
@@ -6233,13 +6239,13 @@
           <w:color w:val="222B36"/>
           <w:sz w:val="20"/>
         </w:rPr>
-        <w:t>确认或调整“申请投产点”；如所选多个需求/工单不在同一投产点，系统会提示但不阻断保存。</w:t>
+        <w:t>3. 确认或调整“申请投产点”；如所选多个需求/工单不在同一投产点，系统会提示但不阻断保存。</w:t>
       </w:r>
     </w:p>
     <w:p>
       <w:pPr>
-        <w:pStyle w:val="ListNumber"/>
         <w:spacing w:after="80" w:line="276" w:lineRule="auto"/>
+        <w:ind w:left="259" w:hanging="259"/>
       </w:pPr>
       <w:r>
         <w:rPr>
@@ -6247,13 +6253,13 @@
           <w:color w:val="222B36"/>
           <w:sz w:val="20"/>
         </w:rPr>
-        <w:t>点击“生成”自动生成变更编号，或按规则手动填写。</w:t>
+        <w:t>4. 点击“生成”自动生成变更编号，或按规则手动填写。</w:t>
       </w:r>
     </w:p>
     <w:p>
       <w:pPr>
-        <w:pStyle w:val="ListNumber"/>
         <w:spacing w:after="80" w:line="276" w:lineRule="auto"/>
+        <w:ind w:left="259" w:hanging="259"/>
       </w:pPr>
       <w:r>
         <w:rPr>
@@ -6261,13 +6267,13 @@
           <w:color w:val="222B36"/>
           <w:sz w:val="20"/>
         </w:rPr>
-        <w:t>选择变更系统，系统会根据系统资料返显实施机构、变更负责部门等信息。</w:t>
+        <w:t>5. 选择变更系统，系统会根据系统资料返显实施机构、变更负责部门等信息。</w:t>
       </w:r>
     </w:p>
     <w:p>
       <w:pPr>
-        <w:pStyle w:val="ListNumber"/>
         <w:spacing w:after="80" w:line="276" w:lineRule="auto"/>
+        <w:ind w:left="259" w:hanging="259"/>
       </w:pPr>
       <w:r>
         <w:rPr>
@@ -6275,7 +6281,7 @@
           <w:color w:val="222B36"/>
           <w:sz w:val="20"/>
         </w:rPr>
-        <w:t>填写变更内容、影响范围和交付制品后提交申请。</w:t>
+        <w:t>6. 填写变更内容、影响范围和交付制品后提交申请。</w:t>
       </w:r>
     </w:p>
     <w:p>
@@ -6296,8 +6302,8 @@
     </w:p>
     <w:p>
       <w:pPr>
-        <w:pStyle w:val="ListBullet"/>
         <w:spacing w:after="80" w:line="276" w:lineRule="auto"/>
+        <w:ind w:left="259" w:hanging="259"/>
       </w:pPr>
       <w:r>
         <w:rPr>
@@ -6305,13 +6311,13 @@
           <w:color w:val="222B36"/>
           <w:sz w:val="20"/>
         </w:rPr>
-        <w:t>“申请投产点”表示本次变更申请希望进入的投产窗口，与需求/工单自身的计划投产点可以不同。</w:t>
+        <w:t>1. “申请投产点”表示本次变更申请希望进入的投产窗口，与需求/工单自身的计划投产点可以不同。</w:t>
       </w:r>
     </w:p>
     <w:p>
       <w:pPr>
-        <w:pStyle w:val="ListBullet"/>
         <w:spacing w:after="80" w:line="276" w:lineRule="auto"/>
+        <w:ind w:left="259" w:hanging="259"/>
       </w:pPr>
       <w:r>
         <w:rPr>
@@ -6319,13 +6325,13 @@
           <w:color w:val="222B36"/>
           <w:sz w:val="20"/>
         </w:rPr>
-        <w:t>投产审批列表会按“需求/工单 + 申请投产点”拆成多条审批记录，分别会签。</w:t>
+        <w:t>2. 投产审批列表会按“需求/工单 + 申请投产点”拆成多条审批记录，分别会签。</w:t>
       </w:r>
     </w:p>
     <w:p>
       <w:pPr>
-        <w:pStyle w:val="ListBullet"/>
         <w:spacing w:after="80" w:line="276" w:lineRule="auto"/>
+        <w:ind w:left="259" w:hanging="259"/>
       </w:pPr>
       <w:r>
         <w:rPr>
@@ -6333,7 +6339,7 @@
           <w:color w:val="222B36"/>
           <w:sz w:val="20"/>
         </w:rPr>
-        <w:t>如果投产申请中修改申请投产点，投产审批中原申请点下的关联制品会自动挪出，不再混入旧申请点审批上下文。</w:t>
+        <w:t>3. 如果投产申请中修改申请投产点，投产审批中原申请点下的关联制品会自动挪出，不再混入旧申请点审批上下文。</w:t>
       </w:r>
     </w:p>
     <w:p>
@@ -6996,8 +7002,8 @@
     </w:p>
     <w:p>
       <w:pPr>
-        <w:pStyle w:val="ListBullet"/>
         <w:spacing w:after="80" w:line="276" w:lineRule="auto"/>
+        <w:ind w:left="259" w:hanging="259"/>
       </w:pPr>
       <w:r>
         <w:rPr>
@@ -7005,13 +7011,13 @@
           <w:color w:val="222B36"/>
           <w:sz w:val="20"/>
         </w:rPr>
-        <w:t>批量导入前应下载模板，重点校验变更编号、申请投产点、关联需求/工单编号、系统编号和制品信息。</w:t>
+        <w:t>1. 批量导入前应下载模板，重点校验变更编号、申请投产点、关联需求/工单编号、系统编号和制品信息。</w:t>
       </w:r>
     </w:p>
     <w:p>
       <w:pPr>
-        <w:pStyle w:val="ListBullet"/>
         <w:spacing w:after="80" w:line="276" w:lineRule="auto"/>
+        <w:ind w:left="259" w:hanging="259"/>
       </w:pPr>
       <w:r>
         <w:rPr>
@@ -7019,13 +7025,13 @@
           <w:color w:val="222B36"/>
           <w:sz w:val="20"/>
         </w:rPr>
-        <w:t>编辑态下关联需求/工单通常不可随意移除，避免审批上下文变化。</w:t>
+        <w:t>2. 编辑态下关联需求/工单通常不可随意移除，避免审批上下文变化。</w:t>
       </w:r>
     </w:p>
     <w:p>
       <w:pPr>
-        <w:pStyle w:val="ListBullet"/>
         <w:spacing w:after="80" w:line="276" w:lineRule="auto"/>
+        <w:ind w:left="259" w:hanging="259"/>
       </w:pPr>
       <w:r>
         <w:rPr>
@@ -7033,10 +7039,11 @@
           <w:color w:val="222B36"/>
           <w:sz w:val="20"/>
         </w:rPr>
-        <w:t>同一需求/工单在不同申请投产点下会形成不同审批记录。</w:t>
+        <w:t>3. 同一需求/工单在不同申请投产点下会形成不同审批记录。</w:t>
       </w:r>
     </w:p>
     <w:p>
+      <w:pPr/>
       <w:r>
         <w:br w:type="page"/>
       </w:r>
@@ -7763,8 +7770,8 @@
     </w:p>
     <w:p>
       <w:pPr>
-        <w:pStyle w:val="ListNumber"/>
         <w:spacing w:after="80" w:line="276" w:lineRule="auto"/>
+        <w:ind w:left="259" w:hanging="259"/>
       </w:pPr>
       <w:r>
         <w:rPr>
@@ -7772,13 +7779,13 @@
           <w:color w:val="222B36"/>
           <w:sz w:val="20"/>
         </w:rPr>
-        <w:t>在投产审批列表中按变更编号、需求/工单编号、标题或状态筛选目标记录。</w:t>
+        <w:t>1. 在投产审批列表中按变更编号、需求/工单编号、标题或状态筛选目标记录。</w:t>
       </w:r>
     </w:p>
     <w:p>
       <w:pPr>
-        <w:pStyle w:val="ListNumber"/>
         <w:spacing w:after="80" w:line="276" w:lineRule="auto"/>
+        <w:ind w:left="259" w:hanging="259"/>
       </w:pPr>
       <w:r>
         <w:rPr>
@@ -7786,13 +7793,13 @@
           <w:color w:val="222B36"/>
           <w:sz w:val="20"/>
         </w:rPr>
-        <w:t>点击目标行进入详情，核对标题栏编号、投产状态和当前申请投产点。</w:t>
+        <w:t>2. 点击目标行进入详情，核对标题栏编号、投产状态和当前申请投产点。</w:t>
       </w:r>
     </w:p>
     <w:p>
       <w:pPr>
-        <w:pStyle w:val="ListNumber"/>
         <w:spacing w:after="80" w:line="276" w:lineRule="auto"/>
+        <w:ind w:left="259" w:hanging="259"/>
       </w:pPr>
       <w:r>
         <w:rPr>
@@ -7800,13 +7807,13 @@
           <w:color w:val="222B36"/>
           <w:sz w:val="20"/>
         </w:rPr>
-        <w:t>检查开发、应用组装、用户测试、影响性分析和测试覆盖等阶段状态。</w:t>
+        <w:t>3. 检查开发、应用组装、用户测试、影响性分析和测试覆盖等阶段状态。</w:t>
       </w:r>
     </w:p>
     <w:p>
       <w:pPr>
-        <w:pStyle w:val="ListNumber"/>
         <w:spacing w:after="80" w:line="276" w:lineRule="auto"/>
+        <w:ind w:left="259" w:hanging="259"/>
       </w:pPr>
       <w:r>
         <w:rPr>
@@ -7814,7 +7821,7 @@
           <w:color w:val="222B36"/>
           <w:sz w:val="20"/>
         </w:rPr>
-        <w:t>在右侧确认投产负责人、申请人、发起时间和关联制品情况。</w:t>
+        <w:t>4. 在右侧确认投产负责人、申请人、发起时间和关联制品情况。</w:t>
       </w:r>
     </w:p>
     <w:p>
@@ -7906,8 +7913,8 @@
     </w:p>
     <w:p>
       <w:pPr>
-        <w:pStyle w:val="ListNumber"/>
         <w:spacing w:after="80" w:line="276" w:lineRule="auto"/>
+        <w:ind w:left="259" w:hanging="259"/>
       </w:pPr>
       <w:r>
         <w:rPr>
@@ -7915,13 +7922,13 @@
           <w:color w:val="222B36"/>
           <w:sz w:val="20"/>
         </w:rPr>
-        <w:t>在“评审会签”区域点击本人负责的会签卡片。</w:t>
+        <w:t>1. 在“评审会签”区域点击本人负责的会签卡片。</w:t>
       </w:r>
     </w:p>
     <w:p>
       <w:pPr>
-        <w:pStyle w:val="ListNumber"/>
         <w:spacing w:after="80" w:line="276" w:lineRule="auto"/>
+        <w:ind w:left="259" w:hanging="259"/>
       </w:pPr>
       <w:r>
         <w:rPr>
@@ -7929,13 +7936,13 @@
           <w:color w:val="222B36"/>
           <w:sz w:val="20"/>
         </w:rPr>
-        <w:t>选择签署结论：同意、拒绝或管理员设置不涉及。</w:t>
+        <w:t>2. 选择签署结论：同意、拒绝或管理员设置不涉及。</w:t>
       </w:r>
     </w:p>
     <w:p>
       <w:pPr>
-        <w:pStyle w:val="ListNumber"/>
         <w:spacing w:after="80" w:line="276" w:lineRule="auto"/>
+        <w:ind w:left="259" w:hanging="259"/>
       </w:pPr>
       <w:r>
         <w:rPr>
@@ -7943,13 +7950,13 @@
           <w:color w:val="222B36"/>
           <w:sz w:val="20"/>
         </w:rPr>
-        <w:t>填写签署意见，系统默认同意为“同意投产”，拒绝时需补充原因。</w:t>
+        <w:t>3. 填写签署意见，系统默认同意为“同意投产”，拒绝时需补充原因。</w:t>
       </w:r>
     </w:p>
     <w:p>
       <w:pPr>
-        <w:pStyle w:val="ListNumber"/>
         <w:spacing w:after="80" w:line="276" w:lineRule="auto"/>
+        <w:ind w:left="259" w:hanging="259"/>
       </w:pPr>
       <w:r>
         <w:rPr>
@@ -7957,13 +7964,13 @@
           <w:color w:val="222B36"/>
           <w:sz w:val="20"/>
         </w:rPr>
-        <w:t>选择签名；若无签名，可手写或上传图片并保存。</w:t>
+        <w:t>4. 选择签名；若无签名，可手写或上传图片并保存。</w:t>
       </w:r>
     </w:p>
     <w:p>
       <w:pPr>
-        <w:pStyle w:val="ListNumber"/>
         <w:spacing w:after="80" w:line="276" w:lineRule="auto"/>
+        <w:ind w:left="259" w:hanging="259"/>
       </w:pPr>
       <w:r>
         <w:rPr>
@@ -7971,7 +7978,7 @@
           <w:color w:val="222B36"/>
           <w:sz w:val="20"/>
         </w:rPr>
-        <w:t>点击“确认签署”后，列表会签进度和评审状态随之更新。</w:t>
+        <w:t>5. 点击“确认签署”后，列表会签进度和评审状态随之更新。</w:t>
       </w:r>
     </w:p>
     <w:p>
@@ -7992,8 +7999,8 @@
     </w:p>
     <w:p>
       <w:pPr>
-        <w:pStyle w:val="ListBullet"/>
         <w:spacing w:after="80" w:line="276" w:lineRule="auto"/>
+        <w:ind w:left="259" w:hanging="259"/>
       </w:pPr>
       <w:r>
         <w:rPr>
@@ -8001,13 +8008,13 @@
           <w:color w:val="222B36"/>
           <w:sz w:val="20"/>
         </w:rPr>
-        <w:t>“申请投产点”是审批实例维度字段。若从审批详情修改申请投产点，系统会把该申请点下的会签、关联制品和投产负责人带入新投产点上下文；若目标点已有同一工作项审批，则按较新数据合并。</w:t>
+        <w:t>1. “申请投产点”是审批实例维度字段。若从审批详情修改申请投产点，系统会把该申请点下的会签、关联制品和投产负责人带入新投产点上下文；若目标点已有同一工作项审批，则按较新数据合并。</w:t>
       </w:r>
     </w:p>
     <w:p>
       <w:pPr>
-        <w:pStyle w:val="ListBullet"/>
         <w:spacing w:after="80" w:line="276" w:lineRule="auto"/>
+        <w:ind w:left="259" w:hanging="259"/>
       </w:pPr>
       <w:r>
         <w:rPr>
@@ -8015,13 +8022,13 @@
           <w:color w:val="222B36"/>
           <w:sz w:val="20"/>
         </w:rPr>
-        <w:t>“关联制品情况”只展示当前申请投产点下、引用本需求/工单/问题的投产申请制品。</w:t>
+        <w:t>2. “关联制品情况”只展示当前申请投产点下、引用本需求/工单/问题的投产申请制品。</w:t>
       </w:r>
     </w:p>
     <w:p>
       <w:pPr>
-        <w:pStyle w:val="ListBullet"/>
         <w:spacing w:after="80" w:line="276" w:lineRule="auto"/>
+        <w:ind w:left="259" w:hanging="259"/>
       </w:pPr>
       <w:r>
         <w:rPr>
@@ -8029,7 +8036,7 @@
           <w:color w:val="222B36"/>
           <w:sz w:val="20"/>
         </w:rPr>
-        <w:t>投产变更方案和投产变更控制表可上传文件或登记路径，字段右侧提供模板下载入口。</w:t>
+        <w:t>3. 投产变更方案和投产变更控制表可上传文件或登记路径，字段右侧提供模板下载入口。</w:t>
       </w:r>
     </w:p>
     <w:p>
@@ -8137,8 +8144,8 @@
     </w:p>
     <w:p>
       <w:pPr>
-        <w:pStyle w:val="ListBullet"/>
         <w:spacing w:after="80" w:line="276" w:lineRule="auto"/>
+        <w:ind w:left="259" w:hanging="259"/>
       </w:pPr>
       <w:r>
         <w:rPr>
@@ -8146,13 +8153,13 @@
           <w:color w:val="222B36"/>
           <w:sz w:val="20"/>
         </w:rPr>
-        <w:t>不同申请投产点必须分别签字，避免把一个窗口的会签结果误用于另一个窗口。</w:t>
+        <w:t>1. 不同申请投产点必须分别签字，避免把一个窗口的会签结果误用于另一个窗口。</w:t>
       </w:r>
     </w:p>
     <w:p>
       <w:pPr>
-        <w:pStyle w:val="ListBullet"/>
         <w:spacing w:after="80" w:line="276" w:lineRule="auto"/>
+        <w:ind w:left="259" w:hanging="259"/>
       </w:pPr>
       <w:r>
         <w:rPr>
@@ -8160,13 +8167,13 @@
           <w:color w:val="222B36"/>
           <w:sz w:val="20"/>
         </w:rPr>
-        <w:t>修改申请投产点前先确认目标投产点下是否已有审批记录，系统会合并较新的会签、负责人和制品信息。</w:t>
+        <w:t>2. 修改申请投产点前先确认目标投产点下是否已有审批记录，系统会合并较新的会签、负责人和制品信息。</w:t>
       </w:r>
     </w:p>
     <w:p>
       <w:pPr>
-        <w:pStyle w:val="ListBullet"/>
         <w:spacing w:after="80" w:line="276" w:lineRule="auto"/>
+        <w:ind w:left="259" w:hanging="259"/>
       </w:pPr>
       <w:r>
         <w:rPr>
@@ -8174,10 +8181,11 @@
           <w:color w:val="222B36"/>
           <w:sz w:val="20"/>
         </w:rPr>
-        <w:t>导出 Word 前检查会签状态、投产负责人、投产材料和关联制品是否完整。</w:t>
+        <w:t>3. 导出 Word 前检查会签状态、投产负责人、投产材料和关联制品是否完整。</w:t>
       </w:r>
     </w:p>
     <w:p>
+      <w:pPr/>
       <w:r>
         <w:br w:type="page"/>
       </w:r>
@@ -8826,8 +8834,8 @@
     </w:p>
     <w:p>
       <w:pPr>
-        <w:pStyle w:val="ListBullet"/>
         <w:spacing w:after="80" w:line="276" w:lineRule="auto"/>
+        <w:ind w:left="259" w:hanging="259"/>
       </w:pPr>
       <w:r>
         <w:rPr>
@@ -8835,13 +8843,13 @@
           <w:color w:val="222B36"/>
           <w:sz w:val="20"/>
         </w:rPr>
-        <w:t>看不到菜单：请确认当前账号角色是否具备对应模块权限。</w:t>
+        <w:t>1. 看不到菜单：请确认当前账号角色是否具备对应模块权限。</w:t>
       </w:r>
     </w:p>
     <w:p>
       <w:pPr>
-        <w:pStyle w:val="ListBullet"/>
         <w:spacing w:after="80" w:line="276" w:lineRule="auto"/>
+        <w:ind w:left="259" w:hanging="259"/>
       </w:pPr>
       <w:r>
         <w:rPr>
@@ -8849,13 +8857,13 @@
           <w:color w:val="222B36"/>
           <w:sz w:val="20"/>
         </w:rPr>
-        <w:t>列表数据为空：先检查顶部投产点是否选对，再查看筛选条件是否过窄。</w:t>
+        <w:t>2. 列表数据为空：先检查顶部投产点是否选对，再查看筛选条件是否过窄。</w:t>
       </w:r>
     </w:p>
     <w:p>
       <w:pPr>
-        <w:pStyle w:val="ListBullet"/>
         <w:spacing w:after="80" w:line="276" w:lineRule="auto"/>
+        <w:ind w:left="259" w:hanging="259"/>
       </w:pPr>
       <w:r>
         <w:rPr>
@@ -8863,13 +8871,13 @@
           <w:color w:val="222B36"/>
           <w:sz w:val="20"/>
         </w:rPr>
-        <w:t>导入失败：优先检查模板版本、必填字段、字典值、系统编号和投产点格式。</w:t>
+        <w:t>3. 导入失败：优先检查模板版本、必填字段、字典值、系统编号和投产点格式。</w:t>
       </w:r>
     </w:p>
     <w:p>
       <w:pPr>
-        <w:pStyle w:val="ListBullet"/>
         <w:spacing w:after="80" w:line="276" w:lineRule="auto"/>
+        <w:ind w:left="259" w:hanging="259"/>
       </w:pPr>
       <w:r>
         <w:rPr>
@@ -8877,13 +8885,13 @@
           <w:color w:val="222B36"/>
           <w:sz w:val="20"/>
         </w:rPr>
-        <w:t>承接时提示已存在：优先编辑既有开发/测试任务，避免重复创建。</w:t>
+        <w:t>4. 承接时提示已存在：优先编辑既有开发/测试任务，避免重复创建。</w:t>
       </w:r>
     </w:p>
     <w:p>
       <w:pPr>
-        <w:pStyle w:val="ListBullet"/>
         <w:spacing w:after="80" w:line="276" w:lineRule="auto"/>
+        <w:ind w:left="259" w:hanging="259"/>
       </w:pPr>
       <w:r>
         <w:rPr>
@@ -8891,7 +8899,7 @@
           <w:color w:val="222B36"/>
           <w:sz w:val="20"/>
         </w:rPr>
-        <w:t>投产审批关联制品为空：确认投产申请是否引用该需求/工单/问题，并确认申请投产点是否一致。</w:t>
+        <w:t>5. 投产审批关联制品为空：确认投产申请是否引用该需求/工单/问题，并确认申请投产点是否一致。</w:t>
       </w:r>
     </w:p>
     <w:p>
@@ -8912,8 +8920,8 @@
     </w:p>
     <w:p>
       <w:pPr>
-        <w:pStyle w:val="ListBullet"/>
         <w:spacing w:after="80" w:line="276" w:lineRule="auto"/>
+        <w:ind w:left="259" w:hanging="259"/>
       </w:pPr>
       <w:r>
         <w:rPr>
@@ -8921,13 +8929,13 @@
           <w:color w:val="222B36"/>
           <w:sz w:val="20"/>
         </w:rPr>
-        <w:t>重要投产窗口结束后，按投产点导出需求、工单、开发、测试、投产申请和投产审批清单。</w:t>
+        <w:t>1. 重要投产窗口结束后，按投产点导出需求、工单、开发、测试、投产申请和投产审批清单。</w:t>
       </w:r>
     </w:p>
     <w:p>
       <w:pPr>
-        <w:pStyle w:val="ListBullet"/>
         <w:spacing w:after="80" w:line="276" w:lineRule="auto"/>
+        <w:ind w:left="259" w:hanging="259"/>
       </w:pPr>
       <w:r>
         <w:rPr>
@@ -8935,13 +8943,13 @@
           <w:color w:val="222B36"/>
           <w:sz w:val="20"/>
         </w:rPr>
-        <w:t>投产审批完成后导出版本发布评审单，并保存投产变更方案、控制表、测试报告等关键材料。</w:t>
+        <w:t>2. 投产审批完成后导出版本发布评审单，并保存投产变更方案、控制表、测试报告等关键材料。</w:t>
       </w:r>
     </w:p>
     <w:p>
       <w:pPr>
-        <w:pStyle w:val="ListBullet"/>
         <w:spacing w:after="80" w:line="276" w:lineRule="auto"/>
+        <w:ind w:left="259" w:hanging="259"/>
       </w:pPr>
       <w:r>
         <w:rPr>
@@ -8949,7 +8957,7 @@
           <w:color w:val="222B36"/>
           <w:sz w:val="20"/>
         </w:rPr>
-        <w:t>对涉及调整申请投产点、会签结论驳回、变更取消等异常场景，应保留历史记录和审批说明。</w:t>
+        <w:t>3. 对涉及调整申请投产点、会签结论驳回、变更取消等异常场景，应保留历史记录和审批说明。</w:t>
       </w:r>
     </w:p>
     <w:sectPr>
